--- a/test/fixtures/certified-word/recompute/smpc-refused.docx
+++ b/test/fixtures/certified-word/recompute/smpc-refused.docx
@@ -115,7 +115,9 @@
       <w:r>
         <w:t xml:space="preserve">Dose</w:t>
         <w:tab/>
-        <w:t xml:space="preserve">1 tablet, not for clinical use.</w:t>
+        <w:t xml:space="preserve">1 tablet</w:t>
+        <w:tab/>
+        <w:t xml:space="preserve">daily, not for clinical use.</w:t>
       </w:r>
     </w:p>
     <w:p>
